--- a/Documeto 1.docx
+++ b/Documeto 1.docx
@@ -24,7 +24,41 @@
         <w:rPr>
           <w:lang w:val="es-NI"/>
         </w:rPr>
-        <w:t xml:space="preserve"> mi nombre es UAM</w:t>
+        <w:t xml:space="preserve"> mi nombre es</w:t>
+      </w:r>
+      <w:r>
+        <w:rPr>
+          <w:lang w:val="es-NI"/>
+        </w:rPr>
+        <w:t xml:space="preserve"> </w:t>
+      </w:r>
+      <w:proofErr w:type="spellStart"/>
+      <w:r>
+        <w:rPr>
+          <w:lang w:val="es-NI"/>
+        </w:rPr>
+        <w:t>Mahelita</w:t>
+      </w:r>
+      <w:proofErr w:type="spellEnd"/>
+      <w:r>
+        <w:rPr>
+          <w:lang w:val="es-NI"/>
+        </w:rPr>
+        <w:t xml:space="preserve"> la </w:t>
+      </w:r>
+      <w:proofErr w:type="spellStart"/>
+      <w:r>
+        <w:rPr>
+          <w:lang w:val="es-NI"/>
+        </w:rPr>
+        <w:t>mas</w:t>
+      </w:r>
+      <w:proofErr w:type="spellEnd"/>
+      <w:r>
+        <w:rPr>
+          <w:lang w:val="es-NI"/>
+        </w:rPr>
+        <w:t xml:space="preserve"> payasita</w:t>
       </w:r>
     </w:p>
     <w:p>
@@ -44,8 +78,50 @@
         <w:rPr>
           <w:lang w:val="es-NI"/>
         </w:rPr>
-        <w:t>Soy originario de Mulukuku, Nicaragua</w:t>
-      </w:r>
+        <w:t xml:space="preserve">Soy originario de </w:t>
+      </w:r>
+      <w:proofErr w:type="spellStart"/>
+      <w:r>
+        <w:rPr>
+          <w:lang w:val="es-NI"/>
+        </w:rPr>
+        <w:t>Mulukuku</w:t>
+      </w:r>
+      <w:proofErr w:type="spellEnd"/>
+      <w:r>
+        <w:rPr>
+          <w:lang w:val="es-NI"/>
+        </w:rPr>
+        <w:t>, Nicaragua</w:t>
+      </w:r>
+    </w:p>
+    <w:p>
+      <w:pPr>
+        <w:rPr>
+          <w:lang w:val="es-NI"/>
+        </w:rPr>
+      </w:pPr>
+    </w:p>
+    <w:p>
+      <w:pPr>
+        <w:rPr>
+          <w:lang w:val="es-NI"/>
+        </w:rPr>
+      </w:pPr>
+      <w:r>
+        <w:rPr>
+          <w:lang w:val="es-NI"/>
+        </w:rPr>
+        <w:t xml:space="preserve">A su vez, extraño demasiado a la profe </w:t>
+      </w:r>
+      <w:proofErr w:type="spellStart"/>
+      <w:r>
+        <w:rPr>
+          <w:lang w:val="es-NI"/>
+        </w:rPr>
+        <w:t>Neylia</w:t>
+      </w:r>
+      <w:proofErr w:type="spellEnd"/>
     </w:p>
     <w:sectPr>
       <w:pgSz w:w="12240" w:h="15840"/>

--- a/Documeto 1.docx
+++ b/Documeto 1.docx
@@ -25,6 +25,26 @@
           <w:lang w:val="es-NI"/>
         </w:rPr>
         <w:t xml:space="preserve"> mi nombre es UAM</w:t>
+      </w:r>
+    </w:p>
+    <w:p>
+      <w:pPr>
+        <w:rPr>
+          <w:lang w:val="es-NI"/>
+        </w:rPr>
+      </w:pPr>
+    </w:p>
+    <w:p>
+      <w:pPr>
+        <w:rPr>
+          <w:lang w:val="es-NI"/>
+        </w:rPr>
+      </w:pPr>
+      <w:r>
+        <w:rPr>
+          <w:lang w:val="es-NI"/>
+        </w:rPr>
+        <w:t>Soy originario de Mulukuku, Nicaragua</w:t>
       </w:r>
     </w:p>
     <w:sectPr>
